--- a/04_Manuscripts/submission_package_PDS/Manuscript_PDS.docx
+++ b/04_Manuscripts/submission_package_PDS/Manuscript_PDS.docx
@@ -449,7 +449,7 @@
     </w:p>
     <w:p>
       <w:r>
-        <w:t>The analysis plan for this inferential observational study was registered on the Open Science Framework (OSF; https://osf.io/yuc4a; registered 18 June 2026). The registration documents prespecified outcome definitions, hierarchical regression models, sensitivity analyses, and the negative-control design prior to manuscript submission to the Journal of Clinical Epidemiology.</w:t>
+        <w:t>The analysis plan for this inferential observational study was registered on the Open Science Framework (OSF; https://osf.io/yuc4a; registered 18 June 2026). The registration documents prespecified outcome definitions, hierarchical regression models, sensitivity analyses, and the negative-control design prior to manuscript submission.</w:t>
       </w:r>
     </w:p>
     <w:p>
